--- a/document/[VIONE] 02. Cam đoan.docx
+++ b/document/[VIONE] 02. Cam đoan.docx
@@ -557,7 +557,7 @@
           <w:szCs w:val="28"/>
           <w:lang w:val="vi-VN"/>
         </w:rPr>
-        <w:t>PHẦN MỀM VIONE PLATFORM</w:t>
+        <w:t>PHẦN MỀM VIONE PLATFORM– NỀN TẢNG ĐỊNH DANH SỐ, KẾT NỐI KINH DOANH, QUẢN TRỊ CỘNG ĐỒNG, SỰ KIỆN VÀ SỐ HÓA DI SẢN VĂN HÓA</w:t>
       </w:r>
       <w:r>
         <w:rPr>

--- a/document/[VIONE] 02. Cam đoan.docx
+++ b/document/[VIONE] 02. Cam đoan.docx
@@ -4,7 +4,7 @@
   <w:body>
     <w:p>
       <w:pPr>
-        <w:spacing w:before="120" w:after="100" w:line="340" w:lineRule="exact"/>
+        <w:spacing w:before="40" w:after="20" w:line="200" w:lineRule="auto"/>
         <w:jc w:val="center"/>
         <w:rPr>
           <w:lang w:val="vi-VN"/>
@@ -22,7 +22,7 @@
     <w:p>
       <w:pPr>
         <w:suppressAutoHyphens/>
-        <w:spacing w:after="0" w:line="24" w:lineRule="atLeast"/>
+        <w:spacing w:before="0" w:after="0" w:line="220" w:lineRule="auto"/>
         <w:jc w:val="center"/>
         <w:rPr>
           <w:rFonts w:eastAsia="Times New Roman"/>
@@ -55,7 +55,7 @@
       <w:pPr>
         <w:suppressAutoHyphens/>
         <w:autoSpaceDE w:val="0"/>
-        <w:spacing w:after="0" w:line="24" w:lineRule="atLeast"/>
+        <w:spacing w:before="0" w:after="0" w:line="220" w:lineRule="auto"/>
         <w:jc w:val="center"/>
         <w:rPr>
           <w:rFonts w:eastAsia="Times New Roman"/>
@@ -88,7 +88,7 @@
       <w:pPr>
         <w:suppressAutoHyphens/>
         <w:autoSpaceDE w:val="0"/>
-        <w:spacing w:after="0" w:line="24" w:lineRule="atLeast"/>
+        <w:spacing w:before="0" w:after="0" w:line="220" w:lineRule="auto"/>
         <w:jc w:val="center"/>
         <w:rPr>
           <w:rFonts w:eastAsia="Times New Roman"/>
@@ -120,12 +120,8 @@
     <w:p>
       <w:pPr>
         <w:pStyle w:val="ListParagraph"/>
-        <w:numPr>
-          <w:ilvl w:val="0"/>
-          <w:numId w:val="1"/>
-        </w:numPr>
-        <w:spacing w:before="240" w:line="340" w:lineRule="exact"/>
-        <w:jc w:val="right"/>
+        <w:spacing w:before="40" w:after="40" w:line="240" w:lineRule="auto"/>
+        <w:jc w:val="center"/>
         <w:rPr>
           <w:lang w:val="vi-VN"/>
         </w:rPr>
@@ -143,13 +139,9 @@
       <w:pPr>
         <w:keepNext/>
         <w:widowControl w:val="0"/>
-        <w:numPr>
-          <w:ilvl w:val="0"/>
-          <w:numId w:val="1"/>
-        </w:numPr>
-        <w:suppressAutoHyphens/>
-        <w:autoSpaceDE w:val="0"/>
-        <w:spacing w:before="360" w:after="360" w:line="24" w:lineRule="atLeast"/>
+        <w:suppressAutoHyphens/>
+        <w:autoSpaceDE w:val="0"/>
+        <w:spacing w:before="240" w:after="240" w:line="260" w:lineRule="auto"/>
         <w:jc w:val="center"/>
         <w:outlineLvl w:val="0"/>
         <w:rPr>
@@ -179,10 +171,11 @@
     </w:p>
     <w:p>
       <w:pPr>
-        <w:suppressAutoHyphens/>
-        <w:autoSpaceDE w:val="0"/>
-        <w:spacing w:before="120" w:after="120" w:line="288" w:lineRule="auto"/>
-        <w:jc w:val="both"/>
+        <w:keepNext/>
+        <w:suppressAutoHyphens/>
+        <w:autoSpaceDE w:val="0"/>
+        <w:spacing w:before="80" w:after="40" w:line="240" w:lineRule="auto"/>
+        <w:jc w:val="left"/>
         <w:rPr>
           <w:b/>
           <w:bCs/>
@@ -204,14 +197,10 @@
     </w:p>
     <w:p>
       <w:pPr>
-        <w:numPr>
-          <w:ilvl w:val="0"/>
-          <w:numId w:val="2"/>
-        </w:numPr>
-        <w:suppressAutoHyphens/>
-        <w:autoSpaceDE w:val="0"/>
-        <w:spacing w:before="120" w:after="120" w:line="288" w:lineRule="auto"/>
-        <w:jc w:val="both"/>
+        <w:suppressAutoHyphens/>
+        <w:autoSpaceDE w:val="0"/>
+        <w:spacing w:before="20" w:after="30" w:line="240" w:lineRule="auto"/>
+        <w:jc w:val="left"/>
         <w:rPr>
           <w:b/>
           <w:noProof/>
@@ -242,14 +231,10 @@
     </w:p>
     <w:p>
       <w:pPr>
-        <w:numPr>
-          <w:ilvl w:val="0"/>
-          <w:numId w:val="2"/>
-        </w:numPr>
-        <w:suppressAutoHyphens/>
-        <w:autoSpaceDE w:val="0"/>
-        <w:spacing w:before="120" w:after="120" w:line="288" w:lineRule="auto"/>
-        <w:jc w:val="both"/>
+        <w:suppressAutoHyphens/>
+        <w:autoSpaceDE w:val="0"/>
+        <w:spacing w:before="20" w:after="30" w:line="240" w:lineRule="auto"/>
+        <w:jc w:val="left"/>
         <w:rPr>
           <w:noProof/>
           <w:sz w:val="28"/>
@@ -269,14 +254,10 @@
     </w:p>
     <w:p>
       <w:pPr>
-        <w:numPr>
-          <w:ilvl w:val="0"/>
-          <w:numId w:val="2"/>
-        </w:numPr>
-        <w:suppressAutoHyphens/>
-        <w:autoSpaceDE w:val="0"/>
-        <w:spacing w:before="120" w:after="120" w:line="288" w:lineRule="auto"/>
-        <w:jc w:val="both"/>
+        <w:suppressAutoHyphens/>
+        <w:autoSpaceDE w:val="0"/>
+        <w:spacing w:before="20" w:after="30" w:line="240" w:lineRule="auto"/>
+        <w:jc w:val="left"/>
         <w:rPr>
           <w:noProof/>
           <w:sz w:val="28"/>
@@ -300,102 +281,87 @@
           <w:szCs w:val="28"/>
           <w:lang w:val="vi-VN"/>
         </w:rPr>
-        <w:tab/>
-      </w:r>
-      <w:r>
-        <w:rPr>
-          <w:noProof/>
-          <w:sz w:val="28"/>
-          <w:szCs w:val="28"/>
-          <w:lang w:val="vi-VN"/>
-        </w:rPr>
-        <w:tab/>
-      </w:r>
-      <w:r>
-        <w:rPr>
-          <w:noProof/>
-          <w:sz w:val="28"/>
-          <w:szCs w:val="28"/>
-          <w:lang w:val="vi-VN"/>
-        </w:rPr>
-        <w:tab/>
-      </w:r>
-      <w:r>
-        <w:rPr>
-          <w:noProof/>
-          <w:sz w:val="28"/>
-          <w:szCs w:val="28"/>
-          <w:lang w:val="vi-VN"/>
-        </w:rPr>
-        <w:tab/>
-      </w:r>
-      <w:r>
-        <w:rPr>
-          <w:noProof/>
-          <w:sz w:val="28"/>
-          <w:szCs w:val="28"/>
-          <w:lang w:val="vi-VN"/>
-        </w:rPr>
-        <w:tab/>
-        <w:t>Quốc tịch: Việt Nam</w:t>
-      </w:r>
-    </w:p>
-    <w:p>
-      <w:pPr>
-        <w:numPr>
-          <w:ilvl w:val="0"/>
-          <w:numId w:val="2"/>
-        </w:numPr>
-        <w:suppressAutoHyphens/>
-        <w:autoSpaceDE w:val="0"/>
-        <w:spacing w:before="120" w:after="120" w:line="288" w:lineRule="auto"/>
-        <w:jc w:val="both"/>
-        <w:rPr>
-          <w:noProof/>
-          <w:sz w:val="28"/>
-          <w:szCs w:val="28"/>
-          <w:lang w:val="vi-VN"/>
-        </w:rPr>
-      </w:pPr>
-      <w:r>
-        <w:rPr>
-          <w:noProof/>
-          <w:sz w:val="28"/>
-          <w:szCs w:val="28"/>
-          <w:lang w:val="vi-VN"/>
-        </w:rPr>
-        <w:t xml:space="preserve">Căn cước công dân số: ............................................................ </w:t>
-      </w:r>
-      <w:r>
-        <w:rPr>
-          <w:noProof/>
-          <w:sz w:val="28"/>
-          <w:szCs w:val="28"/>
-          <w:lang w:val="vi-VN"/>
-        </w:rPr>
-        <w:tab/>
-      </w:r>
-      <w:r>
-        <w:rPr>
-          <w:noProof/>
-          <w:sz w:val="28"/>
-          <w:szCs w:val="28"/>
-          <w:lang w:val="vi-VN"/>
-        </w:rPr>
-        <w:tab/>
+      </w:r>
+      <w:r>
+        <w:rPr>
+          <w:noProof/>
+          <w:sz w:val="28"/>
+          <w:szCs w:val="28"/>
+          <w:lang w:val="vi-VN"/>
+        </w:rPr>
+      </w:r>
+      <w:r>
+        <w:rPr>
+          <w:noProof/>
+          <w:sz w:val="28"/>
+          <w:szCs w:val="28"/>
+          <w:lang w:val="vi-VN"/>
+        </w:rPr>
+      </w:r>
+      <w:r>
+        <w:rPr>
+          <w:noProof/>
+          <w:sz w:val="28"/>
+          <w:szCs w:val="28"/>
+          <w:lang w:val="vi-VN"/>
+        </w:rPr>
+      </w:r>
+      <w:r>
+        <w:rPr>
+          <w:noProof/>
+          <w:sz w:val="28"/>
+          <w:szCs w:val="28"/>
+          <w:lang w:val="vi-VN"/>
+        </w:rPr>
+        <w:t>                                          Quốc tịch: Việt Nam</w:t>
+      </w:r>
+    </w:p>
+    <w:p>
+      <w:pPr>
+        <w:suppressAutoHyphens/>
+        <w:autoSpaceDE w:val="0"/>
+        <w:spacing w:before="20" w:after="30" w:line="240" w:lineRule="auto"/>
+        <w:jc w:val="left"/>
+        <w:rPr>
+          <w:noProof/>
+          <w:sz w:val="28"/>
+          <w:szCs w:val="28"/>
+          <w:lang w:val="vi-VN"/>
+        </w:rPr>
+      </w:pPr>
+      <w:r>
+        <w:rPr>
+          <w:noProof/>
+          <w:sz w:val="28"/>
+          <w:szCs w:val="28"/>
+          <w:lang w:val="vi-VN"/>
+        </w:rPr>
+        <w:t xml:space="preserve">Căn cước công dân số: ........................................ </w:t>
+      </w:r>
+      <w:r>
+        <w:rPr>
+          <w:noProof/>
+          <w:sz w:val="28"/>
+          <w:szCs w:val="28"/>
+          <w:lang w:val="vi-VN"/>
+        </w:rPr>
+      </w:r>
+      <w:r>
+        <w:rPr>
+          <w:noProof/>
+          <w:sz w:val="28"/>
+          <w:szCs w:val="28"/>
+          <w:lang w:val="vi-VN"/>
+        </w:rPr>
         <w:t>Cấp ngày: ....../....../..........</w:t>
       </w:r>
     </w:p>
     <w:p>
       <w:pPr>
-        <w:numPr>
-          <w:ilvl w:val="0"/>
-          <w:numId w:val="2"/>
-        </w:numPr>
-        <w:suppressAutoHyphens/>
-        <w:autoSpaceDE w:val="0"/>
-        <w:spacing w:before="120" w:after="120" w:line="288" w:lineRule="auto"/>
-        <w:jc w:val="both"/>
+        <w:suppressAutoHyphens/>
+        <w:autoSpaceDE w:val="0"/>
+        <w:spacing w:before="20" w:after="30" w:line="240" w:lineRule="auto"/>
+        <w:jc w:val="left"/>
         <w:rPr>
           <w:noProof/>
           <w:sz w:val="28"/>
@@ -413,14 +379,10 @@
     </w:p>
     <w:p>
       <w:pPr>
-        <w:numPr>
-          <w:ilvl w:val="0"/>
-          <w:numId w:val="2"/>
-        </w:numPr>
-        <w:suppressAutoHyphens/>
-        <w:autoSpaceDE w:val="0"/>
-        <w:spacing w:before="120" w:after="120" w:line="288" w:lineRule="auto"/>
-        <w:jc w:val="both"/>
+        <w:suppressAutoHyphens/>
+        <w:autoSpaceDE w:val="0"/>
+        <w:spacing w:before="20" w:after="30" w:line="240" w:lineRule="auto"/>
+        <w:jc w:val="left"/>
         <w:rPr>
           <w:noProof/>
           <w:sz w:val="28"/>
@@ -456,17 +418,12 @@
         <w:t>............................................................</w:t>
       </w:r>
     </w:p>
-    <w:bookmarkEnd w:id="1"/>
-    <w:p>
-      <w:pPr>
-        <w:numPr>
-          <w:ilvl w:val="0"/>
-          <w:numId w:val="2"/>
-        </w:numPr>
-        <w:suppressAutoHyphens/>
-        <w:autoSpaceDE w:val="0"/>
-        <w:spacing w:before="120" w:after="120" w:line="288" w:lineRule="auto"/>
-        <w:jc w:val="both"/>
+    <w:p>
+      <w:pPr>
+        <w:suppressAutoHyphens/>
+        <w:autoSpaceDE w:val="0"/>
+        <w:spacing w:before="20" w:after="30" w:line="240" w:lineRule="auto"/>
+        <w:jc w:val="left"/>
         <w:rPr>
           <w:noProof/>
           <w:sz w:val="28"/>
@@ -497,7 +454,6 @@
           <w:sz w:val="28"/>
           <w:szCs w:val="28"/>
         </w:rPr>
-        <w:tab/>
         <w:t xml:space="preserve">       Email:</w:t>
       </w:r>
       <w:r>
@@ -509,18 +465,14 @@
         </w:rPr>
         <w:t xml:space="preserve"> </w:t>
       </w:r>
-      <w:hyperlink r:id="rId7" w:history="1">
-        <w:r>
-          <w:rPr>
-            <w:rStyle w:val="Hyperlink"/>
-            <w:noProof/>
-            <w:sz w:val="28"/>
-            <w:szCs w:val="28"/>
-            <w:lang w:val="vi-VN"/>
-          </w:rPr>
-          <w:t>............................................................</w:t>
-        </w:r>
-      </w:hyperlink>
+      <w:r>
+        <w:rPr>
+          <w:sz w:val="28"/>
+          <w:szCs w:val="28"/>
+          <w:lang w:val="vi-VN"/>
+        </w:rPr>
+        <w:t>....................................................</w:t>
+      </w:r>
       <w:bookmarkEnd w:id="0"/>
       <w:bookmarkEnd w:id="2"/>
     </w:p>
@@ -528,7 +480,7 @@
       <w:pPr>
         <w:suppressAutoHyphens/>
         <w:autoSpaceDE w:val="0"/>
-        <w:spacing w:before="120" w:after="120" w:line="288" w:lineRule="auto"/>
+        <w:spacing w:before="40" w:after="60" w:line="260" w:lineRule="auto"/>
         <w:jc w:val="both"/>
         <w:rPr>
           <w:b/>
@@ -557,7 +509,7 @@
           <w:szCs w:val="28"/>
           <w:lang w:val="vi-VN"/>
         </w:rPr>
-        <w:t>PHẦN MỀM VIONE PLATFORM– NỀN TẢNG ĐỊNH DANH SỐ, KẾT NỐI KINH DOANH, QUẢN TRỊ CỘNG ĐỒNG, SỰ KIỆN VÀ SỐ HÓA DI SẢN VĂN HÓA</w:t>
+        <w:t>PHẦN MỀM VIONE PLATFORM– NỀN TẢNG ĐỊNH DANH SỐ, KẾT NỐI KINH DOANH, QUẢN TRỊ CỘNG ĐỒNG, SỰ KIỆN VÀ SỐ HÓA DI SẢN VĂN HÓA– NỀN TẢNG ĐỊNH DANH SỐ, KẾT NỐI KINH DOANH, QUẢN TRỊ CỘNG ĐỒNG, SỰ KIỆN VÀ SỐ HÓA DI SẢN VĂN HÓA</w:t>
       </w:r>
       <w:r>
         <w:rPr>
@@ -613,7 +565,7 @@
       <w:pPr>
         <w:suppressAutoHyphens/>
         <w:autoSpaceDE w:val="0"/>
-        <w:spacing w:before="120" w:after="120" w:line="288" w:lineRule="auto"/>
+        <w:spacing w:before="40" w:after="60" w:line="260" w:lineRule="auto"/>
         <w:jc w:val="both"/>
         <w:rPr>
           <w:noProof/>
@@ -636,7 +588,7 @@
       <w:pPr>
         <w:suppressAutoHyphens/>
         <w:autoSpaceDE w:val="0"/>
-        <w:spacing w:before="120" w:after="120" w:line="288" w:lineRule="auto"/>
+        <w:spacing w:before="40" w:after="60" w:line="260" w:lineRule="auto"/>
         <w:jc w:val="both"/>
         <w:rPr>
           <w:noProof/>
@@ -659,8 +611,8 @@
       <w:pPr>
         <w:suppressAutoHyphens/>
         <w:autoSpaceDE w:val="0"/>
-        <w:spacing w:before="120" w:after="120" w:line="288" w:lineRule="auto"/>
-        <w:jc w:val="both"/>
+        <w:spacing w:before="40" w:after="40" w:line="240" w:lineRule="auto"/>
+        <w:jc w:val="left"/>
         <w:rPr>
           <w:bCs/>
           <w:noProof/>
@@ -685,8 +637,8 @@
       <w:pPr>
         <w:suppressAutoHyphens/>
         <w:autoSpaceDE w:val="0"/>
-        <w:spacing w:before="120" w:after="120" w:line="288" w:lineRule="auto"/>
-        <w:jc w:val="both"/>
+        <w:spacing w:before="40" w:after="60" w:line="260" w:lineRule="auto"/>
+        <w:jc w:val="left"/>
         <w:rPr>
           <w:b/>
           <w:bCs/>
@@ -754,8 +706,8 @@
       <w:pPr>
         <w:suppressAutoHyphens/>
         <w:autoSpaceDE w:val="0"/>
-        <w:spacing w:before="120" w:after="120" w:line="288" w:lineRule="auto"/>
-        <w:jc w:val="both"/>
+        <w:spacing w:before="40" w:after="60" w:line="260" w:lineRule="auto"/>
+        <w:jc w:val="left"/>
         <w:rPr>
           <w:bCs/>
           <w:noProof/>
@@ -779,8 +731,8 @@
       <w:pPr>
         <w:suppressAutoHyphens/>
         <w:autoSpaceDE w:val="0"/>
-        <w:spacing w:before="120" w:after="120" w:line="288" w:lineRule="auto"/>
-        <w:jc w:val="both"/>
+        <w:spacing w:before="40" w:after="40" w:line="240" w:lineRule="auto"/>
+        <w:jc w:val="left"/>
         <w:rPr>
           <w:bCs/>
           <w:noProof/>
@@ -804,8 +756,8 @@
       <w:pPr>
         <w:suppressAutoHyphens/>
         <w:autoSpaceDE w:val="0"/>
-        <w:spacing w:before="120" w:after="120" w:line="288" w:lineRule="auto"/>
-        <w:jc w:val="both"/>
+        <w:spacing w:before="40" w:after="60" w:line="260" w:lineRule="auto"/>
+        <w:jc w:val="left"/>
         <w:rPr>
           <w:bCs/>
           <w:noProof/>
@@ -832,7 +784,7 @@
         </w:tabs>
         <w:suppressAutoHyphens/>
         <w:autoSpaceDE w:val="0"/>
-        <w:spacing w:after="0" w:line="24" w:lineRule="atLeast"/>
+        <w:spacing w:before="40" w:after="40" w:line="240" w:lineRule="auto"/>
         <w:ind w:left="3600"/>
         <w:jc w:val="center"/>
         <w:rPr>
@@ -926,12 +878,13 @@
     </w:p>
     <w:p>
       <w:pPr>
+        <w:keepNext/>
         <w:tabs>
           <w:tab w:val="left" w:pos="4536"/>
         </w:tabs>
         <w:suppressAutoHyphens/>
         <w:autoSpaceDE w:val="0"/>
-        <w:spacing w:before="120" w:after="0" w:line="24" w:lineRule="atLeast"/>
+        <w:spacing w:before="40" w:after="40" w:line="240" w:lineRule="auto"/>
         <w:ind w:left="3600"/>
         <w:jc w:val="center"/>
         <w:rPr>
@@ -961,12 +914,13 @@
     </w:p>
     <w:p>
       <w:pPr>
+        <w:keepNext/>
         <w:tabs>
           <w:tab w:val="left" w:pos="4536"/>
         </w:tabs>
         <w:suppressAutoHyphens/>
         <w:autoSpaceDE w:val="0"/>
-        <w:spacing w:after="0" w:line="24" w:lineRule="atLeast"/>
+        <w:spacing w:before="40" w:after="40" w:line="240" w:lineRule="auto"/>
         <w:ind w:left="3600"/>
         <w:jc w:val="center"/>
         <w:rPr>
@@ -1020,7 +974,7 @@
         </w:tabs>
         <w:suppressAutoHyphens/>
         <w:autoSpaceDE w:val="0"/>
-        <w:spacing w:after="0" w:line="24" w:lineRule="atLeast"/>
+        <w:spacing w:before="0" w:after="0" w:line="360" w:lineRule="auto"/>
         <w:ind w:left="3600"/>
         <w:jc w:val="center"/>
         <w:rPr>
@@ -1044,14 +998,13 @@
         </w:tabs>
         <w:suppressAutoHyphens/>
         <w:autoSpaceDE w:val="0"/>
-        <w:spacing w:after="0" w:line="24" w:lineRule="atLeast"/>
+        <w:spacing w:before="20" w:after="0" w:line="220" w:lineRule="auto"/>
         <w:ind w:left="3600"/>
-        <w:jc w:val="center"/>
+        <w:jc w:val="right"/>
         <w:rPr>
           <w:rFonts w:eastAsia="Times New Roman"/>
-          <w:bCs/>
-          <w:i/>
-          <w:iCs/>
+          <w:b/>
+          <w:bCs/>
           <w:noProof/>
           <w:color w:val="auto"/>
           <w:sz w:val="28"/>
@@ -1060,22 +1013,11 @@
           <w14:ligatures w14:val="none"/>
         </w:rPr>
       </w:pPr>
-    </w:p>
-    <w:p>
-      <w:pPr>
-        <w:tabs>
-          <w:tab w:val="left" w:pos="4536"/>
-        </w:tabs>
-        <w:suppressAutoHyphens/>
-        <w:autoSpaceDE w:val="0"/>
-        <w:spacing w:after="0" w:line="24" w:lineRule="atLeast"/>
-        <w:ind w:left="3600"/>
-        <w:jc w:val="center"/>
+      <w:r>
         <w:rPr>
           <w:rFonts w:eastAsia="Times New Roman"/>
-          <w:bCs/>
-          <w:i/>
-          <w:iCs/>
+          <w:b/>
+          <w:bCs/>
           <w:noProof/>
           <w:color w:val="auto"/>
           <w:sz w:val="28"/>
@@ -1083,106 +1025,13 @@
           <w:lang w:val="vi-VN" w:eastAsia="zh-CN"/>
           <w14:ligatures w14:val="none"/>
         </w:rPr>
-      </w:pPr>
-    </w:p>
-    <w:p>
-      <w:pPr>
-        <w:tabs>
-          <w:tab w:val="left" w:pos="4536"/>
-        </w:tabs>
-        <w:suppressAutoHyphens/>
-        <w:autoSpaceDE w:val="0"/>
-        <w:spacing w:after="0" w:line="24" w:lineRule="atLeast"/>
-        <w:ind w:left="3600"/>
-        <w:jc w:val="center"/>
-        <w:rPr>
-          <w:rFonts w:eastAsia="Times New Roman"/>
-          <w:bCs/>
-          <w:i/>
-          <w:iCs/>
-          <w:noProof/>
-          <w:color w:val="auto"/>
-          <w:sz w:val="28"/>
-          <w:szCs w:val="28"/>
-          <w:lang w:val="vi-VN" w:eastAsia="zh-CN"/>
-          <w14:ligatures w14:val="none"/>
-        </w:rPr>
-      </w:pPr>
-    </w:p>
-    <w:p>
-      <w:pPr>
-        <w:tabs>
-          <w:tab w:val="left" w:pos="4536"/>
-        </w:tabs>
-        <w:suppressAutoHyphens/>
-        <w:autoSpaceDE w:val="0"/>
-        <w:spacing w:after="0" w:line="24" w:lineRule="atLeast"/>
-        <w:ind w:left="3600"/>
-        <w:jc w:val="center"/>
-        <w:rPr>
-          <w:rFonts w:eastAsia="Times New Roman"/>
-          <w:bCs/>
-          <w:i/>
-          <w:iCs/>
-          <w:noProof/>
-          <w:color w:val="auto"/>
-          <w:sz w:val="28"/>
-          <w:szCs w:val="28"/>
-          <w:lang w:val="vi-VN" w:eastAsia="zh-CN"/>
-          <w14:ligatures w14:val="none"/>
-        </w:rPr>
-      </w:pPr>
-    </w:p>
-    <w:p>
-      <w:pPr>
-        <w:tabs>
-          <w:tab w:val="left" w:pos="4536"/>
-        </w:tabs>
-        <w:suppressAutoHyphens/>
-        <w:autoSpaceDE w:val="0"/>
-        <w:spacing w:after="0" w:line="24" w:lineRule="atLeast"/>
-        <w:ind w:left="3600"/>
-        <w:jc w:val="center"/>
-        <w:rPr>
-          <w:rFonts w:eastAsia="Times New Roman"/>
-          <w:b/>
-          <w:bCs/>
-          <w:noProof/>
-          <w:color w:val="auto"/>
-          <w:sz w:val="28"/>
-          <w:szCs w:val="28"/>
-          <w:lang w:val="vi-VN" w:eastAsia="zh-CN"/>
-          <w14:ligatures w14:val="none"/>
-        </w:rPr>
-      </w:pPr>
-      <w:r>
-        <w:rPr>
-          <w:rFonts w:eastAsia="Times New Roman"/>
-          <w:b/>
-          <w:bCs/>
-          <w:noProof/>
-          <w:color w:val="auto"/>
-          <w:sz w:val="28"/>
-          <w:szCs w:val="28"/>
-          <w:lang w:val="vi-VN" w:eastAsia="zh-CN"/>
-          <w14:ligatures w14:val="none"/>
-        </w:rPr>
         <w:t>[Họ và tên tác giả - Tự ký và ghi rõ]</w:t>
       </w:r>
     </w:p>
-    <w:p>
-      <w:pPr>
-        <w:spacing w:after="0"/>
-        <w:rPr>
-          <w:lang w:val="vi-VN"/>
-        </w:rPr>
-      </w:pPr>
-    </w:p>
-    <w:p/>
     <w:sectPr>
       <w:footerReference w:type="default" r:id="rId8"/>
       <w:pgSz w:w="11907" w:h="16840" w:code="9"/>
-      <w:pgMar w:top="1134" w:right="1327" w:bottom="851" w:left="1440" w:header="720" w:footer="720" w:gutter="0"/>
+      <w:pgMar w:top="850" w:right="1134" w:bottom="850" w:left="1440" w:header="720" w:footer="720" w:gutter="0"/>
       <w:cols w:space="708"/>
       <w:docGrid w:linePitch="381"/>
     </w:sectPr>
